--- a/docs/help-centre/Club_Vero_Help_Centre_User_Guide.docx
+++ b/docs/help-centre/Club_Vero_Help_Centre_User_Guide.docx
@@ -1072,7 +1072,7 @@
       <w:r>
         <w:drawing>
           <wp:inline distT="0" distB="0" distL="0" distR="0">
-            <wp:extent cx="5715000" cy="3810000"/>
+            <wp:extent cx="5715000" cy="4114800"/>
             <wp:effectExtent t="0" r="0" b="0" l="0"/>
             <wp:docPr id="1" name="" descr="" title=""/>
             <wp:cNvGraphicFramePr>
@@ -1097,7 +1097,7 @@
                   <pic:spPr bwMode="auto">
                     <a:xfrm>
                       <a:off x="0" y="0"/>
-                      <a:ext cx="5715000" cy="3810000"/>
+                      <a:ext cx="5715000" cy="4114800"/>
                     </a:xfrm>
                     <a:prstGeom prst="rect">
                       <a:avLst/>
@@ -1275,7 +1275,26 @@
           <w:sz w:val="21"/>
           <w:szCs w:val="21"/>
         </w:rPr>
-        <w:t xml:space="preserve">The ? button beside any screen title explains what that screen is built from and how to read it.</w:t>
+        <w:t xml:space="preserve">Help &amp; FAQ sits on its own at the bottom of the menu, and every role can open it — including the screens that role cannot otherwise reach.</w:t>
+      </w:r>
+    </w:p>
+    <w:p>
+      <w:pPr>
+        <w:pStyle w:val="ListParagraph"/>
+        <w:numPr>
+          <w:ilvl w:val="0"/>
+          <w:numId w:val="2"/>
+        </w:numPr>
+        <w:spacing w:after="80"/>
+      </w:pPr>
+      <w:r>
+        <w:rPr>
+          <w:rFonts w:ascii="Calibri" w:cs="Calibri" w:eastAsia="Calibri" w:hAnsi="Calibri"/>
+          <w:color w:val="20241F"/>
+          <w:sz w:val="21"/>
+          <w:szCs w:val="21"/>
+        </w:rPr>
+        <w:t xml:space="preserve">The ? button beside any screen title explains what that screen is built from, and links to the step-by-step article for it.</w:t>
       </w:r>
     </w:p>
     <w:p>
@@ -1797,7 +1816,7 @@
       <w:r>
         <w:drawing>
           <wp:inline distT="0" distB="0" distL="0" distR="0">
-            <wp:extent cx="5715000" cy="3810000"/>
+            <wp:extent cx="5715000" cy="4114800"/>
             <wp:effectExtent t="0" r="0" b="0" l="0"/>
             <wp:docPr id="1" name="" descr="" title=""/>
             <wp:cNvGraphicFramePr>
@@ -1822,7 +1841,7 @@
                   <pic:spPr bwMode="auto">
                     <a:xfrm>
                       <a:off x="0" y="0"/>
-                      <a:ext cx="5715000" cy="3810000"/>
+                      <a:ext cx="5715000" cy="4114800"/>
                     </a:xfrm>
                     <a:prstGeom prst="rect">
                       <a:avLst/>
@@ -2157,7 +2176,7 @@
       <w:r>
         <w:drawing>
           <wp:inline distT="0" distB="0" distL="0" distR="0">
-            <wp:extent cx="5715000" cy="3810000"/>
+            <wp:extent cx="5715000" cy="4114800"/>
             <wp:effectExtent t="0" r="0" b="0" l="0"/>
             <wp:docPr id="1" name="" descr="" title=""/>
             <wp:cNvGraphicFramePr>
@@ -2182,7 +2201,7 @@
                   <pic:spPr bwMode="auto">
                     <a:xfrm>
                       <a:off x="0" y="0"/>
-                      <a:ext cx="5715000" cy="3810000"/>
+                      <a:ext cx="5715000" cy="4114800"/>
                     </a:xfrm>
                     <a:prstGeom prst="rect">
                       <a:avLst/>
@@ -2498,7 +2517,7 @@
       <w:r>
         <w:drawing>
           <wp:inline distT="0" distB="0" distL="0" distR="0">
-            <wp:extent cx="5715000" cy="3810000"/>
+            <wp:extent cx="5715000" cy="4114800"/>
             <wp:effectExtent t="0" r="0" b="0" l="0"/>
             <wp:docPr id="1" name="" descr="" title=""/>
             <wp:cNvGraphicFramePr>
@@ -2523,7 +2542,7 @@
                   <pic:spPr bwMode="auto">
                     <a:xfrm>
                       <a:off x="0" y="0"/>
-                      <a:ext cx="5715000" cy="3810000"/>
+                      <a:ext cx="5715000" cy="4114800"/>
                     </a:xfrm>
                     <a:prstGeom prst="rect">
                       <a:avLst/>
@@ -2877,7 +2896,7 @@
       <w:r>
         <w:drawing>
           <wp:inline distT="0" distB="0" distL="0" distR="0">
-            <wp:extent cx="5715000" cy="3810000"/>
+            <wp:extent cx="5715000" cy="4114800"/>
             <wp:effectExtent t="0" r="0" b="0" l="0"/>
             <wp:docPr id="1" name="" descr="" title=""/>
             <wp:cNvGraphicFramePr>
@@ -2902,7 +2921,7 @@
                   <pic:spPr bwMode="auto">
                     <a:xfrm>
                       <a:off x="0" y="0"/>
-                      <a:ext cx="5715000" cy="3810000"/>
+                      <a:ext cx="5715000" cy="4114800"/>
                     </a:xfrm>
                     <a:prstGeom prst="rect">
                       <a:avLst/>
@@ -3256,7 +3275,7 @@
       <w:r>
         <w:drawing>
           <wp:inline distT="0" distB="0" distL="0" distR="0">
-            <wp:extent cx="5715000" cy="3810000"/>
+            <wp:extent cx="5715000" cy="4114800"/>
             <wp:effectExtent t="0" r="0" b="0" l="0"/>
             <wp:docPr id="1" name="" descr="" title=""/>
             <wp:cNvGraphicFramePr>
@@ -3281,7 +3300,7 @@
                   <pic:spPr bwMode="auto">
                     <a:xfrm>
                       <a:off x="0" y="0"/>
-                      <a:ext cx="5715000" cy="3810000"/>
+                      <a:ext cx="5715000" cy="4114800"/>
                     </a:xfrm>
                     <a:prstGeom prst="rect">
                       <a:avLst/>
@@ -3616,7 +3635,7 @@
       <w:r>
         <w:drawing>
           <wp:inline distT="0" distB="0" distL="0" distR="0">
-            <wp:extent cx="5715000" cy="3810000"/>
+            <wp:extent cx="5715000" cy="4114800"/>
             <wp:effectExtent t="0" r="0" b="0" l="0"/>
             <wp:docPr id="1" name="" descr="" title=""/>
             <wp:cNvGraphicFramePr>
@@ -3641,7 +3660,7 @@
                   <pic:spPr bwMode="auto">
                     <a:xfrm>
                       <a:off x="0" y="0"/>
-                      <a:ext cx="5715000" cy="3810000"/>
+                      <a:ext cx="5715000" cy="4114800"/>
                     </a:xfrm>
                     <a:prstGeom prst="rect">
                       <a:avLst/>
@@ -3987,7 +4006,7 @@
       <w:r>
         <w:drawing>
           <wp:inline distT="0" distB="0" distL="0" distR="0">
-            <wp:extent cx="5715000" cy="3810000"/>
+            <wp:extent cx="5715000" cy="4114800"/>
             <wp:effectExtent t="0" r="0" b="0" l="0"/>
             <wp:docPr id="1" name="" descr="" title=""/>
             <wp:cNvGraphicFramePr>
@@ -4012,7 +4031,7 @@
                   <pic:spPr bwMode="auto">
                     <a:xfrm>
                       <a:off x="0" y="0"/>
-                      <a:ext cx="5715000" cy="3810000"/>
+                      <a:ext cx="5715000" cy="4114800"/>
                     </a:xfrm>
                     <a:prstGeom prst="rect">
                       <a:avLst/>
@@ -4366,7 +4385,7 @@
       <w:r>
         <w:drawing>
           <wp:inline distT="0" distB="0" distL="0" distR="0">
-            <wp:extent cx="5715000" cy="3810000"/>
+            <wp:extent cx="5715000" cy="4114800"/>
             <wp:effectExtent t="0" r="0" b="0" l="0"/>
             <wp:docPr id="1" name="" descr="" title=""/>
             <wp:cNvGraphicFramePr>
@@ -4391,7 +4410,7 @@
                   <pic:spPr bwMode="auto">
                     <a:xfrm>
                       <a:off x="0" y="0"/>
-                      <a:ext cx="5715000" cy="3810000"/>
+                      <a:ext cx="5715000" cy="4114800"/>
                     </a:xfrm>
                     <a:prstGeom prst="rect">
                       <a:avLst/>
@@ -4688,7 +4707,7 @@
       <w:r>
         <w:drawing>
           <wp:inline distT="0" distB="0" distL="0" distR="0">
-            <wp:extent cx="5715000" cy="3810000"/>
+            <wp:extent cx="5715000" cy="4114800"/>
             <wp:effectExtent t="0" r="0" b="0" l="0"/>
             <wp:docPr id="1" name="" descr="" title=""/>
             <wp:cNvGraphicFramePr>
@@ -4713,7 +4732,7 @@
                   <pic:spPr bwMode="auto">
                     <a:xfrm>
                       <a:off x="0" y="0"/>
-                      <a:ext cx="5715000" cy="3810000"/>
+                      <a:ext cx="5715000" cy="4114800"/>
                     </a:xfrm>
                     <a:prstGeom prst="rect">
                       <a:avLst/>
@@ -5010,7 +5029,7 @@
       <w:r>
         <w:drawing>
           <wp:inline distT="0" distB="0" distL="0" distR="0">
-            <wp:extent cx="5715000" cy="3810000"/>
+            <wp:extent cx="5715000" cy="4114800"/>
             <wp:effectExtent t="0" r="0" b="0" l="0"/>
             <wp:docPr id="1" name="" descr="" title=""/>
             <wp:cNvGraphicFramePr>
@@ -5035,7 +5054,7 @@
                   <pic:spPr bwMode="auto">
                     <a:xfrm>
                       <a:off x="0" y="0"/>
-                      <a:ext cx="5715000" cy="3810000"/>
+                      <a:ext cx="5715000" cy="4114800"/>
                     </a:xfrm>
                     <a:prstGeom prst="rect">
                       <a:avLst/>
@@ -5351,7 +5370,7 @@
       <w:r>
         <w:drawing>
           <wp:inline distT="0" distB="0" distL="0" distR="0">
-            <wp:extent cx="5715000" cy="3810000"/>
+            <wp:extent cx="5715000" cy="4114800"/>
             <wp:effectExtent t="0" r="0" b="0" l="0"/>
             <wp:docPr id="1" name="" descr="" title=""/>
             <wp:cNvGraphicFramePr>
@@ -5376,7 +5395,7 @@
                   <pic:spPr bwMode="auto">
                     <a:xfrm>
                       <a:off x="0" y="0"/>
-                      <a:ext cx="5715000" cy="3810000"/>
+                      <a:ext cx="5715000" cy="4114800"/>
                     </a:xfrm>
                     <a:prstGeom prst="rect">
                       <a:avLst/>
@@ -5692,7 +5711,7 @@
       <w:r>
         <w:drawing>
           <wp:inline distT="0" distB="0" distL="0" distR="0">
-            <wp:extent cx="5715000" cy="3810000"/>
+            <wp:extent cx="5715000" cy="4114800"/>
             <wp:effectExtent t="0" r="0" b="0" l="0"/>
             <wp:docPr id="1" name="" descr="" title=""/>
             <wp:cNvGraphicFramePr>
@@ -5717,7 +5736,7 @@
                   <pic:spPr bwMode="auto">
                     <a:xfrm>
                       <a:off x="0" y="0"/>
-                      <a:ext cx="5715000" cy="3810000"/>
+                      <a:ext cx="5715000" cy="4114800"/>
                     </a:xfrm>
                     <a:prstGeom prst="rect">
                       <a:avLst/>
@@ -5887,7 +5906,7 @@
       <w:r>
         <w:drawing>
           <wp:inline distT="0" distB="0" distL="0" distR="0">
-            <wp:extent cx="5715000" cy="3810000"/>
+            <wp:extent cx="5715000" cy="4114800"/>
             <wp:effectExtent t="0" r="0" b="0" l="0"/>
             <wp:docPr id="1" name="" descr="" title=""/>
             <wp:cNvGraphicFramePr>
@@ -5912,7 +5931,7 @@
                   <pic:spPr bwMode="auto">
                     <a:xfrm>
                       <a:off x="0" y="0"/>
-                      <a:ext cx="5715000" cy="3810000"/>
+                      <a:ext cx="5715000" cy="4114800"/>
                     </a:xfrm>
                     <a:prstGeom prst="rect">
                       <a:avLst/>
@@ -6145,7 +6164,7 @@
       <w:r>
         <w:drawing>
           <wp:inline distT="0" distB="0" distL="0" distR="0">
-            <wp:extent cx="5715000" cy="3810000"/>
+            <wp:extent cx="5715000" cy="4114800"/>
             <wp:effectExtent t="0" r="0" b="0" l="0"/>
             <wp:docPr id="1" name="" descr="" title=""/>
             <wp:cNvGraphicFramePr>
@@ -6170,7 +6189,7 @@
                   <pic:spPr bwMode="auto">
                     <a:xfrm>
                       <a:off x="0" y="0"/>
-                      <a:ext cx="5715000" cy="3810000"/>
+                      <a:ext cx="5715000" cy="4114800"/>
                     </a:xfrm>
                     <a:prstGeom prst="rect">
                       <a:avLst/>
@@ -6359,7 +6378,7 @@
       <w:r>
         <w:drawing>
           <wp:inline distT="0" distB="0" distL="0" distR="0">
-            <wp:extent cx="5715000" cy="3810000"/>
+            <wp:extent cx="5715000" cy="4114800"/>
             <wp:effectExtent t="0" r="0" b="0" l="0"/>
             <wp:docPr id="1" name="" descr="" title=""/>
             <wp:cNvGraphicFramePr>
@@ -6384,7 +6403,7 @@
                   <pic:spPr bwMode="auto">
                     <a:xfrm>
                       <a:off x="0" y="0"/>
-                      <a:ext cx="5715000" cy="3810000"/>
+                      <a:ext cx="5715000" cy="4114800"/>
                     </a:xfrm>
                     <a:prstGeom prst="rect">
                       <a:avLst/>
@@ -6568,7 +6587,7 @@
       <w:r>
         <w:drawing>
           <wp:inline distT="0" distB="0" distL="0" distR="0">
-            <wp:extent cx="5715000" cy="3810000"/>
+            <wp:extent cx="5715000" cy="4114800"/>
             <wp:effectExtent t="0" r="0" b="0" l="0"/>
             <wp:docPr id="1" name="" descr="" title=""/>
             <wp:cNvGraphicFramePr>
@@ -6593,7 +6612,7 @@
                   <pic:spPr bwMode="auto">
                     <a:xfrm>
                       <a:off x="0" y="0"/>
-                      <a:ext cx="5715000" cy="3810000"/>
+                      <a:ext cx="5715000" cy="4114800"/>
                     </a:xfrm>
                     <a:prstGeom prst="rect">
                       <a:avLst/>
@@ -6947,7 +6966,7 @@
       <w:r>
         <w:drawing>
           <wp:inline distT="0" distB="0" distL="0" distR="0">
-            <wp:extent cx="5715000" cy="3810000"/>
+            <wp:extent cx="5715000" cy="4114800"/>
             <wp:effectExtent t="0" r="0" b="0" l="0"/>
             <wp:docPr id="1" name="" descr="" title=""/>
             <wp:cNvGraphicFramePr>
@@ -6972,7 +6991,7 @@
                   <pic:spPr bwMode="auto">
                     <a:xfrm>
                       <a:off x="0" y="0"/>
-                      <a:ext cx="5715000" cy="3810000"/>
+                      <a:ext cx="5715000" cy="4114800"/>
                     </a:xfrm>
                     <a:prstGeom prst="rect">
                       <a:avLst/>
@@ -7356,7 +7375,7 @@
       <w:r>
         <w:drawing>
           <wp:inline distT="0" distB="0" distL="0" distR="0">
-            <wp:extent cx="5715000" cy="3810000"/>
+            <wp:extent cx="5715000" cy="4114800"/>
             <wp:effectExtent t="0" r="0" b="0" l="0"/>
             <wp:docPr id="1" name="" descr="" title=""/>
             <wp:cNvGraphicFramePr>
@@ -7381,7 +7400,7 @@
                   <pic:spPr bwMode="auto">
                     <a:xfrm>
                       <a:off x="0" y="0"/>
-                      <a:ext cx="5715000" cy="3810000"/>
+                      <a:ext cx="5715000" cy="4114800"/>
                     </a:xfrm>
                     <a:prstGeom prst="rect">
                       <a:avLst/>
@@ -7716,7 +7735,7 @@
       <w:r>
         <w:drawing>
           <wp:inline distT="0" distB="0" distL="0" distR="0">
-            <wp:extent cx="5715000" cy="3810000"/>
+            <wp:extent cx="5715000" cy="4114800"/>
             <wp:effectExtent t="0" r="0" b="0" l="0"/>
             <wp:docPr id="1" name="" descr="" title=""/>
             <wp:cNvGraphicFramePr>
@@ -7741,7 +7760,7 @@
                   <pic:spPr bwMode="auto">
                     <a:xfrm>
                       <a:off x="0" y="0"/>
-                      <a:ext cx="5715000" cy="3810000"/>
+                      <a:ext cx="5715000" cy="4114800"/>
                     </a:xfrm>
                     <a:prstGeom prst="rect">
                       <a:avLst/>
@@ -7949,7 +7968,7 @@
       <w:r>
         <w:drawing>
           <wp:inline distT="0" distB="0" distL="0" distR="0">
-            <wp:extent cx="5715000" cy="3810000"/>
+            <wp:extent cx="5715000" cy="4114800"/>
             <wp:effectExtent t="0" r="0" b="0" l="0"/>
             <wp:docPr id="1" name="" descr="" title=""/>
             <wp:cNvGraphicFramePr>
@@ -7974,7 +7993,7 @@
                   <pic:spPr bwMode="auto">
                     <a:xfrm>
                       <a:off x="0" y="0"/>
-                      <a:ext cx="5715000" cy="3810000"/>
+                      <a:ext cx="5715000" cy="4114800"/>
                     </a:xfrm>
                     <a:prstGeom prst="rect">
                       <a:avLst/>
@@ -8158,7 +8177,7 @@
       <w:r>
         <w:drawing>
           <wp:inline distT="0" distB="0" distL="0" distR="0">
-            <wp:extent cx="5715000" cy="3810000"/>
+            <wp:extent cx="5715000" cy="4114800"/>
             <wp:effectExtent t="0" r="0" b="0" l="0"/>
             <wp:docPr id="1" name="" descr="" title=""/>
             <wp:cNvGraphicFramePr>
@@ -8183,7 +8202,7 @@
                   <pic:spPr bwMode="auto">
                     <a:xfrm>
                       <a:off x="0" y="0"/>
-                      <a:ext cx="5715000" cy="3810000"/>
+                      <a:ext cx="5715000" cy="4114800"/>
                     </a:xfrm>
                     <a:prstGeom prst="rect">
                       <a:avLst/>
@@ -8537,7 +8556,7 @@
       <w:r>
         <w:drawing>
           <wp:inline distT="0" distB="0" distL="0" distR="0">
-            <wp:extent cx="5715000" cy="3810000"/>
+            <wp:extent cx="5715000" cy="4114800"/>
             <wp:effectExtent t="0" r="0" b="0" l="0"/>
             <wp:docPr id="1" name="" descr="" title=""/>
             <wp:cNvGraphicFramePr>
@@ -8562,7 +8581,7 @@
                   <pic:spPr bwMode="auto">
                     <a:xfrm>
                       <a:off x="0" y="0"/>
-                      <a:ext cx="5715000" cy="3810000"/>
+                      <a:ext cx="5715000" cy="4114800"/>
                     </a:xfrm>
                     <a:prstGeom prst="rect">
                       <a:avLst/>
@@ -8878,7 +8897,7 @@
       <w:r>
         <w:drawing>
           <wp:inline distT="0" distB="0" distL="0" distR="0">
-            <wp:extent cx="5715000" cy="3810000"/>
+            <wp:extent cx="5715000" cy="4114800"/>
             <wp:effectExtent t="0" r="0" b="0" l="0"/>
             <wp:docPr id="1" name="" descr="" title=""/>
             <wp:cNvGraphicFramePr>
@@ -8903,7 +8922,7 @@
                   <pic:spPr bwMode="auto">
                     <a:xfrm>
                       <a:off x="0" y="0"/>
-                      <a:ext cx="5715000" cy="3810000"/>
+                      <a:ext cx="5715000" cy="4114800"/>
                     </a:xfrm>
                     <a:prstGeom prst="rect">
                       <a:avLst/>
@@ -9675,7 +9694,7 @@
                 <w:sz w:val="19"/>
                 <w:szCs w:val="19"/>
               </w:rPr>
-              <w:t xml:space="preserve">Someone cannot see a screen this guide describes</w:t>
+              <w:t xml:space="preserve">Someone cannot see a screen described here</w:t>
             </w:r>
           </w:p>
         </w:tc>
